--- a/ruthra/subnet.docx
+++ b/ruthra/subnet.docx
@@ -1012,6 +1012,733 @@
           <w:lang w:val="en-GB"/>
         </w:rPr>
       </w:pPr>
+    </w:p>
+    <w:p>
+      <w:pPr>
+        <w:rPr>
+          <w:lang w:val="en-GB"/>
+        </w:rPr>
+      </w:pPr>
+      <w:proofErr w:type="spellStart"/>
+      <w:r>
+        <w:rPr>
+          <w:lang w:val="en-GB"/>
+        </w:rPr>
+        <w:lastRenderedPageBreak/>
+        <w:t>Signaling</w:t>
+      </w:r>
+      <w:proofErr w:type="spellEnd"/>
+      <w:r>
+        <w:rPr>
+          <w:lang w:val="en-GB"/>
+        </w:rPr>
+        <w:t xml:space="preserve"> methods =&gt; </w:t>
+      </w:r>
+      <w:proofErr w:type="gramStart"/>
+      <w:r>
+        <w:rPr>
+          <w:lang w:val="en-GB"/>
+        </w:rPr>
+        <w:t>baseband ,</w:t>
+      </w:r>
+      <w:proofErr w:type="gramEnd"/>
+      <w:r>
+        <w:rPr>
+          <w:lang w:val="en-GB"/>
+        </w:rPr>
+        <w:t xml:space="preserve"> broadband </w:t>
+      </w:r>
+    </w:p>
+    <w:p>
+      <w:pPr>
+        <w:rPr>
+          <w:lang w:val="en-GB"/>
+        </w:rPr>
+      </w:pPr>
+    </w:p>
+    <w:p>
+      <w:pPr>
+        <w:rPr>
+          <w:lang w:val="en-GB"/>
+        </w:rPr>
+      </w:pPr>
+    </w:p>
+    <w:p>
+      <w:pPr>
+        <w:rPr>
+          <w:lang w:val="en-GB"/>
+        </w:rPr>
+      </w:pPr>
+    </w:p>
+    <w:p>
+      <w:pPr>
+        <w:rPr>
+          <w:lang w:val="en-GB"/>
+        </w:rPr>
+      </w:pPr>
+    </w:p>
+    <w:p>
+      <w:pPr>
+        <w:rPr>
+          <w:sz w:val="52"/>
+          <w:szCs w:val="52"/>
+          <w:lang w:val="en-GB"/>
+        </w:rPr>
+      </w:pPr>
+      <w:r>
+        <w:rPr>
+          <w:sz w:val="52"/>
+          <w:szCs w:val="52"/>
+          <w:lang w:val="en-GB"/>
+        </w:rPr>
+        <w:t xml:space="preserve">Wan infrastructure </w:t>
+      </w:r>
+    </w:p>
+    <w:p>
+      <w:pPr>
+        <w:rPr>
+          <w:sz w:val="52"/>
+          <w:szCs w:val="52"/>
+          <w:lang w:val="en-GB"/>
+        </w:rPr>
+      </w:pPr>
+    </w:p>
+    <w:p>
+      <w:pPr>
+        <w:rPr>
+          <w:sz w:val="52"/>
+          <w:szCs w:val="52"/>
+          <w:lang w:val="en-GB"/>
+        </w:rPr>
+      </w:pPr>
+      <w:r>
+        <w:rPr>
+          <w:sz w:val="52"/>
+          <w:szCs w:val="52"/>
+          <w:lang w:val="en-GB"/>
+        </w:rPr>
+        <w:t>Fiber-optic cables -&gt; under water cable</w:t>
+      </w:r>
+      <w:proofErr w:type="gramStart"/>
+      <w:r>
+        <w:rPr>
+          <w:sz w:val="52"/>
+          <w:szCs w:val="52"/>
+          <w:lang w:val="en-GB"/>
+        </w:rPr>
+        <w:t xml:space="preserve">   (</w:t>
+      </w:r>
+      <w:proofErr w:type="gramEnd"/>
+      <w:r>
+        <w:rPr>
+          <w:sz w:val="52"/>
+          <w:szCs w:val="52"/>
+          <w:lang w:val="en-GB"/>
+        </w:rPr>
+        <w:t>multiplexing)</w:t>
+      </w:r>
+    </w:p>
+    <w:p>
+      <w:pPr>
+        <w:rPr>
+          <w:sz w:val="52"/>
+          <w:szCs w:val="52"/>
+          <w:lang w:val="en-GB"/>
+        </w:rPr>
+      </w:pPr>
+      <w:r>
+        <w:rPr>
+          <w:sz w:val="52"/>
+          <w:szCs w:val="52"/>
+          <w:lang w:val="en-GB"/>
+        </w:rPr>
+        <w:t xml:space="preserve">Satellite  </w:t>
+      </w:r>
+    </w:p>
+    <w:p>
+      <w:pPr>
+        <w:rPr>
+          <w:sz w:val="52"/>
+          <w:szCs w:val="52"/>
+          <w:lang w:val="en-GB"/>
+        </w:rPr>
+      </w:pPr>
+    </w:p>
+    <w:p>
+      <w:pPr>
+        <w:rPr>
+          <w:sz w:val="52"/>
+          <w:szCs w:val="52"/>
+          <w:lang w:val="en-GB"/>
+        </w:rPr>
+      </w:pPr>
+      <w:r>
+        <w:rPr>
+          <w:sz w:val="52"/>
+          <w:szCs w:val="52"/>
+          <w:lang w:val="en-GB"/>
+        </w:rPr>
+        <w:t xml:space="preserve">Wan connectivity methods </w:t>
+      </w:r>
+    </w:p>
+    <w:p>
+      <w:pPr>
+        <w:rPr>
+          <w:sz w:val="52"/>
+          <w:szCs w:val="52"/>
+          <w:lang w:val="en-GB"/>
+        </w:rPr>
+      </w:pPr>
+      <w:r>
+        <w:rPr>
+          <w:sz w:val="52"/>
+          <w:szCs w:val="52"/>
+          <w:lang w:val="en-GB"/>
+        </w:rPr>
+        <w:tab/>
+        <w:t xml:space="preserve"> Dedicated /leased lines </w:t>
+      </w:r>
+      <w:r>
+        <w:rPr>
+          <w:sz w:val="52"/>
+          <w:szCs w:val="52"/>
+          <w:lang w:val="en-GB"/>
+        </w:rPr>
+        <w:t xml:space="preserve">  -&gt; (point-point)</w:t>
+      </w:r>
+    </w:p>
+    <w:p>
+      <w:pPr>
+        <w:rPr>
+          <w:sz w:val="52"/>
+          <w:szCs w:val="52"/>
+          <w:lang w:val="en-GB"/>
+        </w:rPr>
+      </w:pPr>
+    </w:p>
+    <w:p>
+      <w:pPr>
+        <w:rPr>
+          <w:sz w:val="52"/>
+          <w:szCs w:val="52"/>
+          <w:lang w:val="en-GB"/>
+        </w:rPr>
+      </w:pPr>
+      <w:r>
+        <w:rPr>
+          <w:sz w:val="52"/>
+          <w:szCs w:val="52"/>
+          <w:lang w:val="en-GB"/>
+        </w:rPr>
+        <w:tab/>
+        <w:t xml:space="preserve">Packet-switched networks </w:t>
+      </w:r>
+    </w:p>
+    <w:p>
+      <w:pPr>
+        <w:rPr>
+          <w:sz w:val="52"/>
+          <w:szCs w:val="52"/>
+          <w:lang w:val="en-GB"/>
+        </w:rPr>
+      </w:pPr>
+    </w:p>
+    <w:p>
+      <w:pPr>
+        <w:rPr>
+          <w:sz w:val="52"/>
+          <w:szCs w:val="52"/>
+          <w:lang w:val="en-GB"/>
+        </w:rPr>
+      </w:pPr>
+      <w:r>
+        <w:rPr>
+          <w:sz w:val="52"/>
+          <w:szCs w:val="52"/>
+          <w:lang w:val="en-GB"/>
+        </w:rPr>
+        <w:tab/>
+        <w:t xml:space="preserve">VPN over public internet </w:t>
+      </w:r>
+    </w:p>
+    <w:p>
+      <w:pPr>
+        <w:rPr>
+          <w:sz w:val="52"/>
+          <w:szCs w:val="52"/>
+          <w:lang w:val="en-GB"/>
+        </w:rPr>
+      </w:pPr>
+    </w:p>
+    <w:p>
+      <w:pPr>
+        <w:rPr>
+          <w:sz w:val="52"/>
+          <w:szCs w:val="52"/>
+          <w:lang w:val="en-GB"/>
+        </w:rPr>
+      </w:pPr>
+      <w:r>
+        <w:rPr>
+          <w:sz w:val="52"/>
+          <w:szCs w:val="52"/>
+          <w:lang w:val="en-GB"/>
+        </w:rPr>
+        <w:lastRenderedPageBreak/>
+        <w:t>Voice over data transmission (</w:t>
+      </w:r>
+      <w:proofErr w:type="spellStart"/>
+      <w:r>
+        <w:rPr>
+          <w:sz w:val="52"/>
+          <w:szCs w:val="52"/>
+          <w:lang w:val="en-GB"/>
+        </w:rPr>
+        <w:t>Voip</w:t>
+      </w:r>
+      <w:proofErr w:type="spellEnd"/>
+      <w:r>
+        <w:rPr>
+          <w:sz w:val="52"/>
+          <w:szCs w:val="52"/>
+          <w:lang w:val="en-GB"/>
+        </w:rPr>
+        <w:t>) (digital)</w:t>
+      </w:r>
+    </w:p>
+    <w:p>
+      <w:pPr>
+        <w:rPr>
+          <w:sz w:val="52"/>
+          <w:szCs w:val="52"/>
+          <w:lang w:val="en-GB"/>
+        </w:rPr>
+      </w:pPr>
+    </w:p>
+    <w:p>
+      <w:pPr>
+        <w:rPr>
+          <w:sz w:val="52"/>
+          <w:szCs w:val="52"/>
+          <w:lang w:val="en-GB"/>
+        </w:rPr>
+      </w:pPr>
+    </w:p>
+    <w:p>
+      <w:pPr>
+        <w:rPr>
+          <w:sz w:val="52"/>
+          <w:szCs w:val="52"/>
+          <w:lang w:val="en-GB"/>
+        </w:rPr>
+      </w:pPr>
+      <w:r>
+        <w:rPr>
+          <w:sz w:val="52"/>
+          <w:szCs w:val="52"/>
+          <w:lang w:val="en-GB"/>
+        </w:rPr>
+        <w:t>Remote Network Architectures</w:t>
+      </w:r>
+    </w:p>
+    <w:p>
+      <w:pPr>
+        <w:rPr>
+          <w:sz w:val="52"/>
+          <w:szCs w:val="52"/>
+          <w:lang w:val="en-GB"/>
+        </w:rPr>
+      </w:pPr>
+    </w:p>
+    <w:p>
+      <w:pPr>
+        <w:rPr>
+          <w:sz w:val="52"/>
+          <w:szCs w:val="52"/>
+          <w:lang w:val="en-GB"/>
+        </w:rPr>
+      </w:pPr>
+      <w:r>
+        <w:rPr>
+          <w:sz w:val="52"/>
+          <w:szCs w:val="52"/>
+          <w:lang w:val="en-GB"/>
+        </w:rPr>
+        <w:t xml:space="preserve">Client – site   - </w:t>
+      </w:r>
+      <w:proofErr w:type="spellStart"/>
+      <w:r>
+        <w:rPr>
+          <w:sz w:val="52"/>
+          <w:szCs w:val="52"/>
+          <w:lang w:val="en-GB"/>
+        </w:rPr>
+        <w:t>openvpn</w:t>
+      </w:r>
+      <w:proofErr w:type="spellEnd"/>
+      <w:r>
+        <w:rPr>
+          <w:sz w:val="52"/>
+          <w:szCs w:val="52"/>
+          <w:lang w:val="en-GB"/>
+        </w:rPr>
+        <w:t xml:space="preserve"> or </w:t>
+      </w:r>
+      <w:proofErr w:type="spellStart"/>
+      <w:r>
+        <w:rPr>
+          <w:sz w:val="52"/>
+          <w:szCs w:val="52"/>
+          <w:lang w:val="en-GB"/>
+        </w:rPr>
+        <w:t>ssl</w:t>
+      </w:r>
+      <w:proofErr w:type="spellEnd"/>
+      <w:r>
+        <w:rPr>
+          <w:sz w:val="52"/>
+          <w:szCs w:val="52"/>
+          <w:lang w:val="en-GB"/>
+        </w:rPr>
+        <w:t>/</w:t>
+      </w:r>
+      <w:proofErr w:type="spellStart"/>
+      <w:r>
+        <w:rPr>
+          <w:sz w:val="52"/>
+          <w:szCs w:val="52"/>
+          <w:lang w:val="en-GB"/>
+        </w:rPr>
+        <w:t>tls</w:t>
+      </w:r>
+      <w:proofErr w:type="spellEnd"/>
+    </w:p>
+    <w:p>
+      <w:pPr>
+        <w:rPr>
+          <w:sz w:val="52"/>
+          <w:szCs w:val="52"/>
+          <w:lang w:val="en-GB"/>
+        </w:rPr>
+      </w:pPr>
+      <w:r>
+        <w:rPr>
+          <w:sz w:val="52"/>
+          <w:szCs w:val="52"/>
+          <w:lang w:val="en-GB"/>
+        </w:rPr>
+        <w:t xml:space="preserve">Site – </w:t>
+      </w:r>
+      <w:proofErr w:type="gramStart"/>
+      <w:r>
+        <w:rPr>
+          <w:sz w:val="52"/>
+          <w:szCs w:val="52"/>
+          <w:lang w:val="en-GB"/>
+        </w:rPr>
+        <w:t>site  -</w:t>
+      </w:r>
+      <w:proofErr w:type="gramEnd"/>
+      <w:r>
+        <w:rPr>
+          <w:sz w:val="52"/>
+          <w:szCs w:val="52"/>
+          <w:lang w:val="en-GB"/>
+        </w:rPr>
+        <w:t xml:space="preserve"> IPsec </w:t>
+      </w:r>
+    </w:p>
+    <w:p>
+      <w:pPr>
+        <w:rPr>
+          <w:sz w:val="52"/>
+          <w:szCs w:val="52"/>
+          <w:lang w:val="en-GB"/>
+        </w:rPr>
+      </w:pPr>
+    </w:p>
+    <w:p>
+      <w:pPr>
+        <w:rPr>
+          <w:sz w:val="52"/>
+          <w:szCs w:val="52"/>
+          <w:lang w:val="en-GB"/>
+        </w:rPr>
+      </w:pPr>
+      <w:r>
+        <w:rPr>
+          <w:sz w:val="52"/>
+          <w:szCs w:val="52"/>
+          <w:lang w:val="en-GB"/>
+        </w:rPr>
+        <w:t>VPN</w:t>
+      </w:r>
+    </w:p>
+    <w:p>
+      <w:pPr>
+        <w:rPr>
+          <w:sz w:val="52"/>
+          <w:szCs w:val="52"/>
+          <w:lang w:val="en-GB"/>
+        </w:rPr>
+      </w:pPr>
+    </w:p>
+    <w:p>
+      <w:pPr>
+        <w:rPr>
+          <w:sz w:val="52"/>
+          <w:szCs w:val="52"/>
+          <w:lang w:val="en-GB"/>
+        </w:rPr>
+      </w:pPr>
+      <w:proofErr w:type="gramStart"/>
+      <w:r>
+        <w:rPr>
+          <w:sz w:val="52"/>
+          <w:szCs w:val="52"/>
+          <w:lang w:val="en-GB"/>
+        </w:rPr>
+        <w:t xml:space="preserve">Security  -&gt; </w:t>
+      </w:r>
+      <w:r>
+        <w:rPr>
+          <w:sz w:val="52"/>
+          <w:szCs w:val="52"/>
+          <w:lang w:val="en-GB"/>
+        </w:rPr>
+        <w:t xml:space="preserve"> CIA</w:t>
+      </w:r>
+      <w:proofErr w:type="gramEnd"/>
+      <w:r>
+        <w:rPr>
+          <w:sz w:val="52"/>
+          <w:szCs w:val="52"/>
+          <w:lang w:val="en-GB"/>
+        </w:rPr>
+        <w:t xml:space="preserve"> </w:t>
+      </w:r>
+    </w:p>
+    <w:p>
+      <w:pPr>
+        <w:rPr>
+          <w:sz w:val="52"/>
+          <w:szCs w:val="52"/>
+          <w:lang w:val="en-GB"/>
+        </w:rPr>
+      </w:pPr>
+      <w:r>
+        <w:rPr>
+          <w:sz w:val="52"/>
+          <w:szCs w:val="52"/>
+          <w:lang w:val="en-GB"/>
+        </w:rPr>
+        <w:tab/>
+        <w:t>C -&gt; Confidentiality</w:t>
+      </w:r>
+    </w:p>
+    <w:p>
+      <w:pPr>
+        <w:rPr>
+          <w:sz w:val="52"/>
+          <w:szCs w:val="52"/>
+          <w:lang w:val="en-GB"/>
+        </w:rPr>
+      </w:pPr>
+      <w:r>
+        <w:rPr>
+          <w:sz w:val="52"/>
+          <w:szCs w:val="52"/>
+          <w:lang w:val="en-GB"/>
+        </w:rPr>
+        <w:tab/>
+        <w:t>I -&gt; Integrity</w:t>
+      </w:r>
+    </w:p>
+    <w:p>
+      <w:pPr>
+        <w:rPr>
+          <w:sz w:val="52"/>
+          <w:szCs w:val="52"/>
+          <w:lang w:val="en-GB"/>
+        </w:rPr>
+      </w:pPr>
+      <w:r>
+        <w:rPr>
+          <w:sz w:val="52"/>
+          <w:szCs w:val="52"/>
+          <w:lang w:val="en-GB"/>
+        </w:rPr>
+        <w:tab/>
+        <w:t xml:space="preserve">A -&gt; </w:t>
+      </w:r>
+      <w:proofErr w:type="spellStart"/>
+      <w:r>
+        <w:rPr>
+          <w:sz w:val="52"/>
+          <w:szCs w:val="52"/>
+          <w:lang w:val="en-GB"/>
+        </w:rPr>
+        <w:t>Avilability</w:t>
+      </w:r>
+      <w:proofErr w:type="spellEnd"/>
+      <w:r>
+        <w:rPr>
+          <w:sz w:val="52"/>
+          <w:szCs w:val="52"/>
+          <w:lang w:val="en-GB"/>
+        </w:rPr>
+        <w:t xml:space="preserve">  </w:t>
+      </w:r>
+    </w:p>
+    <w:p>
+      <w:pPr>
+        <w:rPr>
+          <w:sz w:val="52"/>
+          <w:szCs w:val="52"/>
+          <w:lang w:val="en-GB"/>
+        </w:rPr>
+      </w:pPr>
+    </w:p>
+    <w:p>
+      <w:pPr>
+        <w:rPr>
+          <w:sz w:val="52"/>
+          <w:szCs w:val="52"/>
+          <w:lang w:val="en-GB"/>
+        </w:rPr>
+      </w:pPr>
+      <w:r>
+        <w:rPr>
+          <w:sz w:val="52"/>
+          <w:szCs w:val="52"/>
+          <w:lang w:val="en-GB"/>
+        </w:rPr>
+        <w:lastRenderedPageBreak/>
+        <w:t xml:space="preserve">Firewalls, antivirus, </w:t>
+      </w:r>
+    </w:p>
+    <w:p>
+      <w:pPr>
+        <w:rPr>
+          <w:sz w:val="52"/>
+          <w:szCs w:val="52"/>
+          <w:lang w:val="en-GB"/>
+        </w:rPr>
+      </w:pPr>
+      <w:r>
+        <w:rPr>
+          <w:sz w:val="52"/>
+          <w:szCs w:val="52"/>
+          <w:lang w:val="en-GB"/>
+        </w:rPr>
+        <w:t>Intrusion Detection/prevention detection (IDS/IPS)</w:t>
+      </w:r>
+    </w:p>
+    <w:p>
+      <w:pPr>
+        <w:rPr>
+          <w:sz w:val="52"/>
+          <w:szCs w:val="52"/>
+          <w:lang w:val="en-GB"/>
+        </w:rPr>
+      </w:pPr>
+    </w:p>
+    <w:p>
+      <w:pPr>
+        <w:rPr>
+          <w:sz w:val="52"/>
+          <w:szCs w:val="52"/>
+          <w:lang w:val="en-GB"/>
+        </w:rPr>
+      </w:pPr>
+      <w:r>
+        <w:rPr>
+          <w:sz w:val="52"/>
+          <w:szCs w:val="52"/>
+          <w:lang w:val="en-GB"/>
+        </w:rPr>
+        <w:t xml:space="preserve">Authentication methods </w:t>
+      </w:r>
+    </w:p>
+    <w:p>
+      <w:pPr>
+        <w:rPr>
+          <w:sz w:val="52"/>
+          <w:szCs w:val="52"/>
+          <w:lang w:val="en-GB"/>
+        </w:rPr>
+      </w:pPr>
+    </w:p>
+    <w:p>
+      <w:pPr>
+        <w:rPr>
+          <w:sz w:val="52"/>
+          <w:szCs w:val="52"/>
+          <w:lang w:val="en-GB"/>
+        </w:rPr>
+      </w:pPr>
+    </w:p>
+    <w:p>
+      <w:pPr>
+        <w:rPr>
+          <w:sz w:val="52"/>
+          <w:szCs w:val="52"/>
+          <w:lang w:val="en-GB"/>
+        </w:rPr>
+      </w:pPr>
+    </w:p>
+    <w:p>
+      <w:pPr>
+        <w:rPr>
+          <w:sz w:val="52"/>
+          <w:szCs w:val="52"/>
+          <w:lang w:val="en-GB"/>
+        </w:rPr>
+      </w:pPr>
+    </w:p>
+    <w:p>
+      <w:pPr>
+        <w:rPr>
+          <w:sz w:val="52"/>
+          <w:szCs w:val="52"/>
+          <w:lang w:val="en-GB"/>
+        </w:rPr>
+      </w:pPr>
+    </w:p>
+    <w:p>
+      <w:pPr>
+        <w:rPr>
+          <w:sz w:val="52"/>
+          <w:szCs w:val="52"/>
+          <w:lang w:val="en-GB"/>
+        </w:rPr>
+      </w:pPr>
+    </w:p>
+    <w:p>
+      <w:pPr>
+        <w:rPr>
+          <w:sz w:val="52"/>
+          <w:szCs w:val="52"/>
+          <w:lang w:val="en-GB"/>
+        </w:rPr>
+      </w:pPr>
+    </w:p>
+    <w:p>
+      <w:pPr>
+        <w:rPr>
+          <w:sz w:val="52"/>
+          <w:szCs w:val="52"/>
+          <w:lang w:val="en-GB"/>
+        </w:rPr>
+      </w:pPr>
+      <w:r>
+        <w:rPr>
+          <w:sz w:val="52"/>
+          <w:szCs w:val="52"/>
+          <w:lang w:val="en-GB"/>
+        </w:rPr>
+        <w:tab/>
+      </w:r>
     </w:p>
     <w:sectPr>
       <w:pgSz w:w="11906" w:h="16838"/>

--- a/ruthra/subnet.docx
+++ b/ruthra/subnet.docx
@@ -1658,6 +1658,394 @@
           <w:lang w:val="en-GB"/>
         </w:rPr>
         <w:t xml:space="preserve">Authentication methods </w:t>
+      </w:r>
+    </w:p>
+    <w:p>
+      <w:pPr>
+        <w:rPr>
+          <w:sz w:val="52"/>
+          <w:szCs w:val="52"/>
+          <w:lang w:val="en-GB"/>
+        </w:rPr>
+      </w:pPr>
+      <w:r>
+        <w:rPr>
+          <w:sz w:val="52"/>
+          <w:szCs w:val="52"/>
+          <w:lang w:val="en-GB"/>
+        </w:rPr>
+        <w:br/>
+        <w:t xml:space="preserve">Encryption methods -&gt; </w:t>
+      </w:r>
+    </w:p>
+    <w:p>
+      <w:pPr>
+        <w:rPr>
+          <w:sz w:val="52"/>
+          <w:szCs w:val="52"/>
+          <w:lang w:val="en-GB"/>
+        </w:rPr>
+      </w:pPr>
+    </w:p>
+    <w:p>
+      <w:pPr>
+        <w:rPr>
+          <w:sz w:val="52"/>
+          <w:szCs w:val="52"/>
+          <w:lang w:val="en-GB"/>
+        </w:rPr>
+      </w:pPr>
+      <w:r>
+        <w:rPr>
+          <w:sz w:val="52"/>
+          <w:szCs w:val="52"/>
+          <w:lang w:val="en-GB"/>
+        </w:rPr>
+        <w:t xml:space="preserve">Symmetric -&gt; used for large </w:t>
+      </w:r>
+      <w:proofErr w:type="gramStart"/>
+      <w:r>
+        <w:rPr>
+          <w:sz w:val="52"/>
+          <w:szCs w:val="52"/>
+          <w:lang w:val="en-GB"/>
+        </w:rPr>
+        <w:t>files ,</w:t>
+      </w:r>
+      <w:proofErr w:type="gramEnd"/>
+      <w:r>
+        <w:rPr>
+          <w:sz w:val="52"/>
+          <w:szCs w:val="52"/>
+          <w:lang w:val="en-GB"/>
+        </w:rPr>
+        <w:t xml:space="preserve"> fast</w:t>
+      </w:r>
+    </w:p>
+    <w:p>
+      <w:pPr>
+        <w:rPr>
+          <w:sz w:val="52"/>
+          <w:szCs w:val="52"/>
+          <w:lang w:val="en-GB"/>
+        </w:rPr>
+      </w:pPr>
+      <w:r>
+        <w:rPr>
+          <w:sz w:val="52"/>
+          <w:szCs w:val="52"/>
+          <w:lang w:val="en-GB"/>
+        </w:rPr>
+        <w:tab/>
+        <w:t>(uses same key for lock and unlock)</w:t>
+      </w:r>
+    </w:p>
+    <w:p>
+      <w:pPr>
+        <w:rPr>
+          <w:sz w:val="52"/>
+          <w:szCs w:val="52"/>
+          <w:lang w:val="en-GB"/>
+        </w:rPr>
+      </w:pPr>
+    </w:p>
+    <w:p>
+      <w:pPr>
+        <w:rPr>
+          <w:sz w:val="52"/>
+          <w:szCs w:val="52"/>
+          <w:lang w:val="en-GB"/>
+        </w:rPr>
+      </w:pPr>
+      <w:r>
+        <w:rPr>
+          <w:sz w:val="52"/>
+          <w:szCs w:val="52"/>
+          <w:lang w:val="en-GB"/>
+        </w:rPr>
+        <w:t>Asymmetric -&gt; used for internet traffic like https</w:t>
+      </w:r>
+    </w:p>
+    <w:p>
+      <w:pPr>
+        <w:rPr>
+          <w:sz w:val="52"/>
+          <w:szCs w:val="52"/>
+          <w:lang w:val="en-GB"/>
+        </w:rPr>
+      </w:pPr>
+      <w:r>
+        <w:rPr>
+          <w:sz w:val="52"/>
+          <w:szCs w:val="52"/>
+          <w:lang w:val="en-GB"/>
+        </w:rPr>
+        <w:t xml:space="preserve">Public key -&gt; lock </w:t>
+      </w:r>
+    </w:p>
+    <w:p>
+      <w:pPr>
+        <w:rPr>
+          <w:sz w:val="52"/>
+          <w:szCs w:val="52"/>
+          <w:lang w:val="en-GB"/>
+        </w:rPr>
+      </w:pPr>
+      <w:r>
+        <w:rPr>
+          <w:sz w:val="52"/>
+          <w:szCs w:val="52"/>
+          <w:lang w:val="en-GB"/>
+        </w:rPr>
+        <w:t>Private key -&gt; unlock</w:t>
+      </w:r>
+    </w:p>
+    <w:p>
+      <w:pPr>
+        <w:rPr>
+          <w:sz w:val="52"/>
+          <w:szCs w:val="52"/>
+          <w:lang w:val="en-GB"/>
+        </w:rPr>
+      </w:pPr>
+    </w:p>
+    <w:p>
+      <w:pPr>
+        <w:rPr>
+          <w:sz w:val="52"/>
+          <w:szCs w:val="52"/>
+          <w:lang w:val="en-GB"/>
+        </w:rPr>
+      </w:pPr>
+    </w:p>
+    <w:p>
+      <w:pPr>
+        <w:rPr>
+          <w:sz w:val="52"/>
+          <w:szCs w:val="52"/>
+          <w:lang w:val="en-GB"/>
+        </w:rPr>
+      </w:pPr>
+      <w:r>
+        <w:rPr>
+          <w:sz w:val="52"/>
+          <w:szCs w:val="52"/>
+          <w:lang w:val="en-GB"/>
+        </w:rPr>
+        <w:lastRenderedPageBreak/>
+        <w:t xml:space="preserve">Ids – ips </w:t>
+      </w:r>
+    </w:p>
+    <w:p>
+      <w:pPr>
+        <w:rPr>
+          <w:sz w:val="52"/>
+          <w:szCs w:val="52"/>
+          <w:lang w:val="en-GB"/>
+        </w:rPr>
+      </w:pPr>
+    </w:p>
+    <w:p>
+      <w:pPr>
+        <w:rPr>
+          <w:sz w:val="52"/>
+          <w:szCs w:val="52"/>
+          <w:lang w:val="en-GB"/>
+        </w:rPr>
+      </w:pPr>
+      <w:r>
+        <w:rPr>
+          <w:sz w:val="52"/>
+          <w:szCs w:val="52"/>
+          <w:lang w:val="en-GB"/>
+        </w:rPr>
+        <w:t xml:space="preserve">Network perimeter security -&gt; </w:t>
+      </w:r>
+      <w:proofErr w:type="spellStart"/>
+      <w:r>
+        <w:rPr>
+          <w:sz w:val="52"/>
+          <w:szCs w:val="52"/>
+          <w:lang w:val="en-GB"/>
+        </w:rPr>
+        <w:t>firewals</w:t>
+      </w:r>
+      <w:proofErr w:type="spellEnd"/>
+      <w:r>
+        <w:rPr>
+          <w:sz w:val="52"/>
+          <w:szCs w:val="52"/>
+          <w:lang w:val="en-GB"/>
+        </w:rPr>
+        <w:t xml:space="preserve">, </w:t>
+      </w:r>
+      <w:proofErr w:type="spellStart"/>
+      <w:r>
+        <w:rPr>
+          <w:sz w:val="52"/>
+          <w:szCs w:val="52"/>
+          <w:lang w:val="en-GB"/>
+        </w:rPr>
+        <w:t>dmz</w:t>
+      </w:r>
+      <w:proofErr w:type="spellEnd"/>
+    </w:p>
+    <w:p>
+      <w:pPr>
+        <w:rPr>
+          <w:sz w:val="52"/>
+          <w:szCs w:val="52"/>
+          <w:lang w:val="en-GB"/>
+        </w:rPr>
+      </w:pPr>
+    </w:p>
+    <w:p>
+      <w:pPr>
+        <w:rPr>
+          <w:sz w:val="52"/>
+          <w:szCs w:val="52"/>
+          <w:lang w:val="en-GB"/>
+        </w:rPr>
+      </w:pPr>
+      <w:proofErr w:type="spellStart"/>
+      <w:r>
+        <w:rPr>
+          <w:sz w:val="52"/>
+          <w:szCs w:val="52"/>
+          <w:lang w:val="en-GB"/>
+        </w:rPr>
+        <w:t>Ipsec</w:t>
+      </w:r>
+      <w:proofErr w:type="spellEnd"/>
+      <w:r>
+        <w:rPr>
+          <w:sz w:val="52"/>
+          <w:szCs w:val="52"/>
+          <w:lang w:val="en-GB"/>
+        </w:rPr>
+        <w:t xml:space="preserve"> -&gt; </w:t>
+      </w:r>
+    </w:p>
+    <w:p>
+      <w:pPr>
+        <w:rPr>
+          <w:sz w:val="52"/>
+          <w:szCs w:val="52"/>
+          <w:lang w:val="en-GB"/>
+        </w:rPr>
+      </w:pPr>
+    </w:p>
+    <w:p>
+      <w:pPr>
+        <w:rPr>
+          <w:sz w:val="52"/>
+          <w:szCs w:val="52"/>
+          <w:lang w:val="en-GB"/>
+        </w:rPr>
+      </w:pPr>
+      <w:r>
+        <w:rPr>
+          <w:sz w:val="52"/>
+          <w:szCs w:val="52"/>
+          <w:lang w:val="en-GB"/>
+        </w:rPr>
+        <w:t xml:space="preserve">Malware -&gt; Ransomware, Trojans </w:t>
+      </w:r>
+    </w:p>
+    <w:p>
+      <w:pPr>
+        <w:rPr>
+          <w:sz w:val="52"/>
+          <w:szCs w:val="52"/>
+          <w:lang w:val="en-GB"/>
+        </w:rPr>
+      </w:pPr>
+      <w:r>
+        <w:rPr>
+          <w:sz w:val="52"/>
+          <w:szCs w:val="52"/>
+          <w:lang w:val="en-GB"/>
+        </w:rPr>
+        <w:t xml:space="preserve">Dos and </w:t>
+      </w:r>
+      <w:proofErr w:type="spellStart"/>
+      <w:r>
+        <w:rPr>
+          <w:sz w:val="52"/>
+          <w:szCs w:val="52"/>
+          <w:lang w:val="en-GB"/>
+        </w:rPr>
+        <w:t>DDos</w:t>
+      </w:r>
+      <w:proofErr w:type="spellEnd"/>
+      <w:r>
+        <w:rPr>
+          <w:sz w:val="52"/>
+          <w:szCs w:val="52"/>
+          <w:lang w:val="en-GB"/>
+        </w:rPr>
+        <w:t xml:space="preserve"> -&gt; </w:t>
+      </w:r>
+    </w:p>
+    <w:p>
+      <w:pPr>
+        <w:rPr>
+          <w:sz w:val="52"/>
+          <w:szCs w:val="52"/>
+          <w:lang w:val="en-GB"/>
+        </w:rPr>
+      </w:pPr>
+      <w:r>
+        <w:rPr>
+          <w:sz w:val="52"/>
+          <w:szCs w:val="52"/>
+          <w:lang w:val="en-GB"/>
+        </w:rPr>
+        <w:t xml:space="preserve">Man in the middle </w:t>
+      </w:r>
+    </w:p>
+    <w:p>
+      <w:pPr>
+        <w:rPr>
+          <w:sz w:val="52"/>
+          <w:szCs w:val="52"/>
+          <w:lang w:val="en-GB"/>
+        </w:rPr>
+      </w:pPr>
+    </w:p>
+    <w:p>
+      <w:pPr>
+        <w:rPr>
+          <w:sz w:val="52"/>
+          <w:szCs w:val="52"/>
+          <w:lang w:val="en-GB"/>
+        </w:rPr>
+      </w:pPr>
+    </w:p>
+    <w:p>
+      <w:pPr>
+        <w:rPr>
+          <w:sz w:val="52"/>
+          <w:szCs w:val="52"/>
+          <w:lang w:val="en-GB"/>
+        </w:rPr>
+      </w:pPr>
+    </w:p>
+    <w:p>
+      <w:pPr>
+        <w:rPr>
+          <w:sz w:val="52"/>
+          <w:szCs w:val="52"/>
+          <w:lang w:val="en-GB"/>
+        </w:rPr>
+      </w:pPr>
+      <w:r>
+        <w:rPr>
+          <w:sz w:val="52"/>
+          <w:szCs w:val="52"/>
+          <w:lang w:val="en-GB"/>
+        </w:rPr>
+        <w:tab/>
       </w:r>
     </w:p>
     <w:p>

--- a/ruthra/subnet.docx
+++ b/ruthra/subnet.docx
@@ -1877,8 +1877,264 @@
           <w:szCs w:val="52"/>
           <w:lang w:val="en-GB"/>
         </w:rPr>
+        <w:t>, dmz</w:t>
+      </w:r>
+    </w:p>
+    <w:p>
+      <w:pPr>
+        <w:rPr>
+          <w:sz w:val="52"/>
+          <w:szCs w:val="52"/>
+          <w:lang w:val="en-GB"/>
+        </w:rPr>
+      </w:pPr>
+    </w:p>
+    <w:p>
+      <w:pPr>
+        <w:rPr>
+          <w:sz w:val="52"/>
+          <w:szCs w:val="52"/>
+          <w:lang w:val="en-GB"/>
+        </w:rPr>
+      </w:pPr>
+      <w:proofErr w:type="spellStart"/>
+      <w:r>
+        <w:rPr>
+          <w:sz w:val="52"/>
+          <w:szCs w:val="52"/>
+          <w:lang w:val="en-GB"/>
+        </w:rPr>
+        <w:t>Ipsec</w:t>
+      </w:r>
+      <w:proofErr w:type="spellEnd"/>
+      <w:r>
+        <w:rPr>
+          <w:sz w:val="52"/>
+          <w:szCs w:val="52"/>
+          <w:lang w:val="en-GB"/>
+        </w:rPr>
+        <w:t xml:space="preserve"> -&gt; </w:t>
+      </w:r>
+    </w:p>
+    <w:p>
+      <w:pPr>
+        <w:rPr>
+          <w:sz w:val="52"/>
+          <w:szCs w:val="52"/>
+          <w:lang w:val="en-GB"/>
+        </w:rPr>
+      </w:pPr>
+    </w:p>
+    <w:p>
+      <w:pPr>
+        <w:rPr>
+          <w:sz w:val="52"/>
+          <w:szCs w:val="52"/>
+          <w:lang w:val="en-GB"/>
+        </w:rPr>
+      </w:pPr>
+      <w:r>
+        <w:rPr>
+          <w:sz w:val="52"/>
+          <w:szCs w:val="52"/>
+          <w:lang w:val="en-GB"/>
+        </w:rPr>
+        <w:t xml:space="preserve">Malware -&gt; Ransomware, Trojans </w:t>
+      </w:r>
+    </w:p>
+    <w:p>
+      <w:pPr>
+        <w:rPr>
+          <w:sz w:val="52"/>
+          <w:szCs w:val="52"/>
+          <w:lang w:val="en-GB"/>
+        </w:rPr>
+      </w:pPr>
+      <w:r>
+        <w:rPr>
+          <w:sz w:val="52"/>
+          <w:szCs w:val="52"/>
+          <w:lang w:val="en-GB"/>
+        </w:rPr>
+        <w:t xml:space="preserve">Dos and </w:t>
+      </w:r>
+      <w:proofErr w:type="spellStart"/>
+      <w:r>
+        <w:rPr>
+          <w:sz w:val="52"/>
+          <w:szCs w:val="52"/>
+          <w:lang w:val="en-GB"/>
+        </w:rPr>
+        <w:t>DDos</w:t>
+      </w:r>
+      <w:proofErr w:type="spellEnd"/>
+      <w:r>
+        <w:rPr>
+          <w:sz w:val="52"/>
+          <w:szCs w:val="52"/>
+          <w:lang w:val="en-GB"/>
+        </w:rPr>
+        <w:t xml:space="preserve"> -&gt; </w:t>
+      </w:r>
+    </w:p>
+    <w:p>
+      <w:pPr>
+        <w:rPr>
+          <w:sz w:val="52"/>
+          <w:szCs w:val="52"/>
+          <w:lang w:val="en-GB"/>
+        </w:rPr>
+      </w:pPr>
+      <w:r>
+        <w:rPr>
+          <w:sz w:val="52"/>
+          <w:szCs w:val="52"/>
+          <w:lang w:val="en-GB"/>
+        </w:rPr>
+        <w:t xml:space="preserve">Man in the middle </w:t>
+      </w:r>
+    </w:p>
+    <w:p>
+      <w:pPr>
+        <w:rPr>
+          <w:sz w:val="52"/>
+          <w:szCs w:val="52"/>
+          <w:lang w:val="en-GB"/>
+        </w:rPr>
+      </w:pPr>
+    </w:p>
+    <w:p>
+      <w:pPr>
+        <w:rPr>
+          <w:sz w:val="52"/>
+          <w:szCs w:val="52"/>
+          <w:lang w:val="en-GB"/>
+        </w:rPr>
+      </w:pPr>
+    </w:p>
+    <w:p>
+      <w:pPr>
+        <w:rPr>
+          <w:sz w:val="52"/>
+          <w:szCs w:val="52"/>
+          <w:lang w:val="en-GB"/>
+        </w:rPr>
+      </w:pPr>
+      <w:r>
+        <w:rPr>
+          <w:sz w:val="52"/>
+          <w:szCs w:val="52"/>
+          <w:lang w:val="en-GB"/>
+        </w:rPr>
+        <w:t>Network management</w:t>
+      </w:r>
+    </w:p>
+    <w:p>
+      <w:pPr>
+        <w:rPr>
+          <w:sz w:val="52"/>
+          <w:szCs w:val="52"/>
+          <w:lang w:val="en-GB"/>
+        </w:rPr>
+      </w:pPr>
+      <w:proofErr w:type="spellStart"/>
+      <w:r>
+        <w:rPr>
+          <w:sz w:val="52"/>
+          <w:szCs w:val="52"/>
+          <w:lang w:val="en-GB"/>
+        </w:rPr>
+        <w:t>Snmp</w:t>
+      </w:r>
+      <w:proofErr w:type="spellEnd"/>
+      <w:r>
+        <w:rPr>
+          <w:sz w:val="52"/>
+          <w:szCs w:val="52"/>
+          <w:lang w:val="en-GB"/>
+        </w:rPr>
+        <w:t xml:space="preserve"> =&gt; simple network management protocol</w:t>
+      </w:r>
+    </w:p>
+    <w:p>
+      <w:pPr>
+        <w:rPr>
+          <w:sz w:val="52"/>
+          <w:szCs w:val="52"/>
+          <w:lang w:val="en-GB"/>
+        </w:rPr>
+      </w:pPr>
+      <w:r>
+        <w:rPr>
+          <w:sz w:val="52"/>
+          <w:szCs w:val="52"/>
+          <w:lang w:val="en-GB"/>
+        </w:rPr>
+        <w:t xml:space="preserve">Switch, router, </w:t>
+      </w:r>
+      <w:proofErr w:type="spellStart"/>
+      <w:r>
+        <w:rPr>
+          <w:sz w:val="52"/>
+          <w:szCs w:val="52"/>
+          <w:lang w:val="en-GB"/>
+        </w:rPr>
+        <w:t>cpu</w:t>
+      </w:r>
+      <w:proofErr w:type="spellEnd"/>
+      <w:r>
+        <w:rPr>
+          <w:sz w:val="52"/>
+          <w:szCs w:val="52"/>
+          <w:lang w:val="en-GB"/>
+        </w:rPr>
         <w:t xml:space="preserve">, </w:t>
       </w:r>
+      <w:proofErr w:type="gramStart"/>
+      <w:r>
+        <w:rPr>
+          <w:sz w:val="52"/>
+          <w:szCs w:val="52"/>
+          <w:lang w:val="en-GB"/>
+        </w:rPr>
+        <w:t>ram ,</w:t>
+      </w:r>
+      <w:proofErr w:type="gramEnd"/>
+      <w:r>
+        <w:rPr>
+          <w:sz w:val="52"/>
+          <w:szCs w:val="52"/>
+          <w:lang w:val="en-GB"/>
+        </w:rPr>
+        <w:t xml:space="preserve"> bandwidth </w:t>
+      </w:r>
+    </w:p>
+    <w:p>
+      <w:pPr>
+        <w:rPr>
+          <w:sz w:val="52"/>
+          <w:szCs w:val="52"/>
+          <w:lang w:val="en-GB"/>
+        </w:rPr>
+      </w:pPr>
+    </w:p>
+    <w:p>
+      <w:pPr>
+        <w:rPr>
+          <w:sz w:val="52"/>
+          <w:szCs w:val="52"/>
+          <w:lang w:val="en-GB"/>
+        </w:rPr>
+      </w:pPr>
+      <w:r>
+        <w:rPr>
+          <w:sz w:val="52"/>
+          <w:szCs w:val="52"/>
+          <w:lang w:val="en-GB"/>
+        </w:rPr>
+        <w:lastRenderedPageBreak/>
+        <w:t xml:space="preserve">Syslog -&gt; logs -&gt; </w:t>
+      </w:r>
       <w:proofErr w:type="spellStart"/>
       <w:r>
         <w:rPr>
@@ -1886,27 +2142,77 @@
           <w:szCs w:val="52"/>
           <w:lang w:val="en-GB"/>
         </w:rPr>
-        <w:t>dmz</w:t>
+        <w:t>Netflow</w:t>
       </w:r>
       <w:proofErr w:type="spellEnd"/>
-    </w:p>
-    <w:p>
-      <w:pPr>
-        <w:rPr>
-          <w:sz w:val="52"/>
-          <w:szCs w:val="52"/>
-          <w:lang w:val="en-GB"/>
-        </w:rPr>
-      </w:pPr>
-    </w:p>
-    <w:p>
-      <w:pPr>
-        <w:rPr>
-          <w:sz w:val="52"/>
-          <w:szCs w:val="52"/>
-          <w:lang w:val="en-GB"/>
-        </w:rPr>
-      </w:pPr>
+      <w:r>
+        <w:rPr>
+          <w:sz w:val="52"/>
+          <w:szCs w:val="52"/>
+          <w:lang w:val="en-GB"/>
+        </w:rPr>
+        <w:t xml:space="preserve"> </w:t>
+      </w:r>
+    </w:p>
+    <w:p>
+      <w:pPr>
+        <w:rPr>
+          <w:sz w:val="52"/>
+          <w:szCs w:val="52"/>
+          <w:lang w:val="en-GB"/>
+        </w:rPr>
+      </w:pPr>
+    </w:p>
+    <w:p>
+      <w:pPr>
+        <w:rPr>
+          <w:sz w:val="52"/>
+          <w:szCs w:val="52"/>
+          <w:lang w:val="en-GB"/>
+        </w:rPr>
+      </w:pPr>
+      <w:r>
+        <w:rPr>
+          <w:sz w:val="52"/>
+          <w:szCs w:val="52"/>
+          <w:lang w:val="en-GB"/>
+        </w:rPr>
+        <w:t>Documentation &amp; Backups</w:t>
+      </w:r>
+    </w:p>
+    <w:p>
+      <w:pPr>
+        <w:rPr>
+          <w:sz w:val="52"/>
+          <w:szCs w:val="52"/>
+          <w:lang w:val="en-GB"/>
+        </w:rPr>
+      </w:pPr>
+      <w:r>
+        <w:rPr>
+          <w:sz w:val="52"/>
+          <w:szCs w:val="52"/>
+          <w:lang w:val="en-GB"/>
+        </w:rPr>
+        <w:t xml:space="preserve">Layer 1 to layer 3 topology diagram </w:t>
+      </w:r>
+    </w:p>
+    <w:p>
+      <w:pPr>
+        <w:rPr>
+          <w:sz w:val="52"/>
+          <w:szCs w:val="52"/>
+          <w:lang w:val="en-GB"/>
+        </w:rPr>
+      </w:pPr>
+      <w:r>
+        <w:rPr>
+          <w:sz w:val="52"/>
+          <w:szCs w:val="52"/>
+          <w:lang w:val="en-GB"/>
+        </w:rPr>
+        <w:t xml:space="preserve">IPAM -&gt; track </w:t>
+      </w:r>
       <w:proofErr w:type="spellStart"/>
       <w:r>
         <w:rPr>
@@ -1914,7 +2220,7 @@
           <w:szCs w:val="52"/>
           <w:lang w:val="en-GB"/>
         </w:rPr>
-        <w:t>Ipsec</w:t>
+        <w:t>ip</w:t>
       </w:r>
       <w:proofErr w:type="spellEnd"/>
       <w:r>
@@ -1923,86 +2229,112 @@
           <w:szCs w:val="52"/>
           <w:lang w:val="en-GB"/>
         </w:rPr>
-        <w:t xml:space="preserve"> -&gt; </w:t>
-      </w:r>
-    </w:p>
-    <w:p>
-      <w:pPr>
-        <w:rPr>
-          <w:sz w:val="52"/>
-          <w:szCs w:val="52"/>
-          <w:lang w:val="en-GB"/>
-        </w:rPr>
-      </w:pPr>
-    </w:p>
-    <w:p>
-      <w:pPr>
-        <w:rPr>
-          <w:sz w:val="52"/>
-          <w:szCs w:val="52"/>
-          <w:lang w:val="en-GB"/>
-        </w:rPr>
-      </w:pPr>
-      <w:r>
-        <w:rPr>
-          <w:sz w:val="52"/>
-          <w:szCs w:val="52"/>
-          <w:lang w:val="en-GB"/>
-        </w:rPr>
-        <w:t xml:space="preserve">Malware -&gt; Ransomware, Trojans </w:t>
-      </w:r>
-    </w:p>
-    <w:p>
-      <w:pPr>
-        <w:rPr>
-          <w:sz w:val="52"/>
-          <w:szCs w:val="52"/>
-          <w:lang w:val="en-GB"/>
-        </w:rPr>
-      </w:pPr>
-      <w:r>
-        <w:rPr>
-          <w:sz w:val="52"/>
-          <w:szCs w:val="52"/>
-          <w:lang w:val="en-GB"/>
-        </w:rPr>
-        <w:t xml:space="preserve">Dos and </w:t>
-      </w:r>
-      <w:proofErr w:type="spellStart"/>
-      <w:r>
-        <w:rPr>
-          <w:sz w:val="52"/>
-          <w:szCs w:val="52"/>
-          <w:lang w:val="en-GB"/>
-        </w:rPr>
-        <w:t>DDos</w:t>
-      </w:r>
-      <w:proofErr w:type="spellEnd"/>
-      <w:r>
-        <w:rPr>
-          <w:sz w:val="52"/>
-          <w:szCs w:val="52"/>
-          <w:lang w:val="en-GB"/>
-        </w:rPr>
-        <w:t xml:space="preserve"> -&gt; </w:t>
-      </w:r>
-    </w:p>
-    <w:p>
-      <w:pPr>
-        <w:rPr>
-          <w:sz w:val="52"/>
-          <w:szCs w:val="52"/>
-          <w:lang w:val="en-GB"/>
-        </w:rPr>
-      </w:pPr>
-      <w:r>
-        <w:rPr>
-          <w:sz w:val="52"/>
-          <w:szCs w:val="52"/>
-          <w:lang w:val="en-GB"/>
-        </w:rPr>
-        <w:t xml:space="preserve">Man in the middle </w:t>
-      </w:r>
+        <w:t xml:space="preserve"> address </w:t>
+      </w:r>
+    </w:p>
+    <w:p>
+      <w:pPr>
+        <w:rPr>
+          <w:sz w:val="52"/>
+          <w:szCs w:val="52"/>
+          <w:lang w:val="en-GB"/>
+        </w:rPr>
+      </w:pPr>
+      <w:r>
+        <w:rPr>
+          <w:sz w:val="52"/>
+          <w:szCs w:val="52"/>
+          <w:lang w:val="en-GB"/>
+        </w:rPr>
+        <w:t xml:space="preserve">Optimization -&gt; </w:t>
+      </w:r>
+      <w:proofErr w:type="gramStart"/>
+      <w:r>
+        <w:rPr>
+          <w:sz w:val="52"/>
+          <w:szCs w:val="52"/>
+          <w:lang w:val="en-GB"/>
+        </w:rPr>
+        <w:t>QoS  (</w:t>
+      </w:r>
+      <w:proofErr w:type="gramEnd"/>
+      <w:r>
+        <w:rPr>
+          <w:sz w:val="52"/>
+          <w:szCs w:val="52"/>
+          <w:lang w:val="en-GB"/>
+        </w:rPr>
+        <w:t>Quality of service)</w:t>
+      </w:r>
+    </w:p>
+    <w:p>
+      <w:pPr>
+        <w:rPr>
+          <w:sz w:val="52"/>
+          <w:szCs w:val="52"/>
+          <w:lang w:val="en-GB"/>
+        </w:rPr>
+      </w:pPr>
+    </w:p>
+    <w:p>
+      <w:pPr>
+        <w:rPr>
+          <w:sz w:val="52"/>
+          <w:szCs w:val="52"/>
+          <w:lang w:val="en-GB"/>
+        </w:rPr>
+      </w:pPr>
+      <w:r>
+        <w:rPr>
+          <w:sz w:val="52"/>
+          <w:szCs w:val="52"/>
+          <w:lang w:val="en-GB"/>
+        </w:rPr>
+        <w:t>DHCP</w:t>
+      </w:r>
+    </w:p>
+    <w:p>
+      <w:pPr>
+        <w:rPr>
+          <w:sz w:val="52"/>
+          <w:szCs w:val="52"/>
+          <w:lang w:val="en-GB"/>
+        </w:rPr>
+      </w:pPr>
+    </w:p>
+    <w:p>
+      <w:pPr>
+        <w:rPr>
+          <w:sz w:val="52"/>
+          <w:szCs w:val="52"/>
+        </w:rPr>
+      </w:pPr>
+      <w:r>
+        <w:rPr>
+          <w:sz w:val="52"/>
+          <w:szCs w:val="52"/>
+          <w:lang w:val="en-GB"/>
+        </w:rPr>
+        <w:t>VLAN</w:t>
+      </w:r>
+    </w:p>
+    <w:p>
+      <w:pPr>
+        <w:rPr>
+          <w:sz w:val="52"/>
+          <w:szCs w:val="52"/>
+          <w:lang w:val="en-GB"/>
+        </w:rPr>
+      </w:pPr>
+    </w:p>
+    <w:p>
+      <w:pPr>
+        <w:rPr>
+          <w:sz w:val="52"/>
+          <w:szCs w:val="52"/>
+          <w:lang w:val="en-GB"/>
+        </w:rPr>
+      </w:pPr>
     </w:p>
     <w:p>
       <w:pPr>
